--- a/resources/templates/letters/TEMPLATE KETERANGAN USAHA.docx
+++ b/resources/templates/letters/TEMPLATE KETERANGAN USAHA.docx
@@ -5,7 +5,7 @@
     <w:p>
       <w:pPr>
         <w:pStyle w:val="Title"/>
-        <w:ind w:firstLine="720"/>
+        <w:ind w:left="2160" w:firstLine="720"/>
         <w:jc w:val="left"/>
         <w:rPr>
           <w:rFonts w:ascii="Arial" w:hAnsi="Arial" w:cs="Arial"/>
@@ -1342,20 +1342,11 @@
     </w:tbl>
     <w:p>
       <w:pPr>
-        <w:tabs>
-          <w:tab w:val="left" w:pos="720"/>
-          <w:tab w:val="left" w:pos="1440"/>
-          <w:tab w:val="left" w:pos="2160"/>
-          <w:tab w:val="left" w:pos="2880"/>
-          <w:tab w:val="left" w:pos="3600"/>
-          <w:tab w:val="left" w:pos="4575"/>
-        </w:tabs>
+        <w:pStyle w:val="NoSpacing"/>
         <w:spacing w:line="360" w:lineRule="auto"/>
-        <w:ind w:left="720"/>
-        <w:rPr>
-          <w:rFonts w:ascii="Arial" w:hAnsi="Arial" w:cs="Arial"/>
-          <w:sz w:val="16"/>
-          <w:szCs w:val="16"/>
+        <w:jc w:val="both"/>
+        <w:rPr>
+          <w:rFonts w:ascii="Arial" w:hAnsi="Arial" w:cs="Arial"/>
         </w:rPr>
       </w:pPr>
     </w:p>
@@ -1363,6 +1354,7 @@
       <w:pPr>
         <w:pStyle w:val="NoSpacing"/>
         <w:spacing w:line="360" w:lineRule="auto"/>
+        <w:ind w:firstLine="720"/>
         <w:jc w:val="both"/>
         <w:rPr>
           <w:rFonts w:ascii="Arial" w:hAnsi="Arial" w:cs="Arial"/>
@@ -1376,20 +1368,7 @@
         <w:rPr>
           <w:rFonts w:ascii="Arial" w:hAnsi="Arial" w:cs="Arial"/>
         </w:rPr>
-        <w:tab/>
-        <w:t>Surat ke</w:t>
-      </w:r>
-      <w:r>
-        <w:rPr>
-          <w:rFonts w:ascii="Arial" w:hAnsi="Arial" w:cs="Arial"/>
-        </w:rPr>
-        <w:t xml:space="preserve">terangan ini dipergunakan untuk </w:t>
-      </w:r>
-      <w:r>
-        <w:rPr>
-          <w:rFonts w:ascii="Arial" w:hAnsi="Arial" w:cs="Arial"/>
-        </w:rPr>
-        <w:t xml:space="preserve">: </w:t>
+        <w:t xml:space="preserve">Surat keterangan ini dipergunakan untuk : </w:t>
       </w:r>
       <w:r>
         <w:rPr>
